--- a/docs/09_tech_notes.docx
+++ b/docs/09_tech_notes.docx
@@ -563,7 +563,7 @@
                 <w:b w:val="false"/>
                 <w:bCs w:val="false"/>
               </w:rPr>
-              <w:t xml:space="preserve">&gt;=4.2,&lt;5.1</w:t>
+              <w:t xml:space="preserve">5.2</w:t>
             </w:r>
           </w:p>
         </w:tc>
@@ -963,7 +963,7 @@
                 <w:b w:val="false"/>
                 <w:bCs w:val="false"/>
               </w:rPr>
-              <w:t xml:space="preserve">도입 예정 · 합의 필요</w:t>
+              <w:t xml:space="preserve">적용 완료</w:t>
             </w:r>
           </w:p>
         </w:tc>
@@ -1043,7 +1043,7 @@
                 <w:b w:val="false"/>
                 <w:bCs w:val="false"/>
               </w:rPr>
-              <w:t xml:space="preserve">도입 시 함께</w:t>
+              <w:t xml:space="preserve">적용 완료</w:t>
             </w:r>
           </w:p>
         </w:tc>
